--- a/template/rt_ray_record/TEMPLATE.docx
+++ b/template/rt_ray_record/TEMPLATE.docx
@@ -139,7 +139,6 @@
           <w:p>
             <w:pPr>
               <w:rPr>
-                <w:rFonts w:hint="eastAsia"/>
                 <w:sz w:val="20"/>
               </w:rPr>
             </w:pPr>
@@ -458,12 +457,14 @@
             <w:pPr>
               <w:jc w:val="center"/>
             </w:pPr>
+            <w:proofErr w:type="gramStart"/>
             <w:r>
               <w:rPr>
                 <w:rFonts w:hint="eastAsia"/>
               </w:rPr>
               <w:t>检件规格</w:t>
             </w:r>
+            <w:proofErr w:type="gramEnd"/>
           </w:p>
         </w:tc>
         <w:tc>
@@ -851,68 +852,12 @@
               <w:t>当日完成检测工作量</w:t>
             </w:r>
           </w:p>
-          <w:p>
-            <w:r>
-              <w:rPr>
-                <w:rFonts w:hint="eastAsia"/>
-              </w:rPr>
-              <w:t xml:space="preserve"> </w:t>
-            </w:r>
-          </w:p>
-          <w:p>
-            <w:pPr>
-              <w:rPr>
-                <w:u w:val="single"/>
-              </w:rPr>
-            </w:pPr>
-            <w:r>
-              <w:rPr>
-                <w:rFonts w:hint="eastAsia"/>
-              </w:rPr>
-              <w:t>检测焊口（检件）数</w:t>
-            </w:r>
-            <w:r>
-              <w:rPr>
-                <w:rFonts w:hint="eastAsia"/>
-                <w:u w:val="single"/>
-              </w:rPr>
-              <w:t xml:space="preserve">     </w:t>
-            </w:r>
-            <w:r>
-              <w:rPr>
-                <w:rFonts w:hint="eastAsia"/>
-              </w:rPr>
-              <w:t>道</w:t>
-            </w:r>
-            <w:r>
-              <w:rPr>
-                <w:rFonts w:hint="eastAsia"/>
-              </w:rPr>
-              <w:t xml:space="preserve">    </w:t>
-            </w:r>
-            <w:r>
-              <w:rPr>
-                <w:rFonts w:hint="eastAsia"/>
-              </w:rPr>
-              <w:t>底片数</w:t>
-            </w:r>
-            <w:r>
-              <w:rPr>
-                <w:rFonts w:hint="eastAsia"/>
-                <w:u w:val="single"/>
-              </w:rPr>
-              <w:t xml:space="preserve">   </w:t>
-            </w:r>
-            <w:r>
-              <w:rPr>
-                <w:rFonts w:hint="eastAsia"/>
-              </w:rPr>
-              <w:t>张</w:t>
-            </w:r>
-          </w:p>
-          <w:p>
-            <w:pPr>
-              <w:rPr>
+          <w:p/>
+          <w:p/>
+          <w:p>
+            <w:pPr>
+              <w:rPr>
+                <w:rFonts w:hint="eastAsia"/>
                 <w:u w:val="single"/>
               </w:rPr>
             </w:pPr>
